--- a/Mapped Curriculum Lesson - Supplemental Material/Grade 6/Lesson 08 - Counted Loops/Counted Loops - Concept Sheet.docx
+++ b/Mapped Curriculum Lesson - Supplemental Material/Grade 6/Lesson 08 - Counted Loops/Counted Loops - Concept Sheet.docx
@@ -67,23 +67,341 @@
       </w:pPr>
       <w:r>
         <w:rPr>
+          <w:color w:val="C45E00"/>
+          <w:sz w:val="28"/>
+          <w:szCs w:val="28"/>
+        </w:rPr>
+        <w:t>for</w:t>
+      </w:r>
+      <w:r>
+        <w:rPr>
+          <w:color w:val="080808"/>
+          <w:sz w:val="28"/>
+          <w:szCs w:val="28"/>
+        </w:rPr>
+        <w:t xml:space="preserve"> count </w:t>
+      </w:r>
+      <w:r>
+        <w:rPr>
+          <w:color w:val="C45E00"/>
+          <w:sz w:val="28"/>
+          <w:szCs w:val="28"/>
+        </w:rPr>
+        <w:t>in</w:t>
+      </w:r>
+      <w:r>
+        <w:rPr>
+          <w:color w:val="080808"/>
+          <w:sz w:val="28"/>
+          <w:szCs w:val="28"/>
+        </w:rPr>
+        <w:t xml:space="preserve"> </w:t>
+      </w:r>
+      <w:r>
+        <w:rPr>
           <w:color w:val="1750EB"/>
           <w:sz w:val="28"/>
           <w:szCs w:val="28"/>
         </w:rPr>
+        <w:t>range</w:t>
+      </w:r>
+      <w:r>
+        <w:rPr>
+          <w:color w:val="080808"/>
+          <w:sz w:val="28"/>
+          <w:szCs w:val="28"/>
+        </w:rPr>
+        <w:t>(1, 6):</w:t>
+      </w:r>
+      <w:r>
+        <w:rPr>
+          <w:color w:val="080808"/>
+          <w:sz w:val="28"/>
+          <w:szCs w:val="28"/>
+        </w:rPr>
+        <w:br/>
+      </w:r>
+      <w:r>
+        <w:rPr>
+          <w:color w:val="080808"/>
+          <w:sz w:val="28"/>
+          <w:szCs w:val="28"/>
+        </w:rPr>
+        <w:t xml:space="preserve">    </w:t>
+      </w:r>
+      <w:r>
+        <w:rPr>
+          <w:color w:val="1750EB"/>
+          <w:sz w:val="28"/>
+          <w:szCs w:val="28"/>
+        </w:rPr>
+        <w:t>print</w:t>
+      </w:r>
+      <w:r>
+        <w:rPr>
+          <w:color w:val="080808"/>
+          <w:sz w:val="28"/>
+          <w:szCs w:val="28"/>
+        </w:rPr>
+        <w:t>(count)</w:t>
+      </w:r>
+    </w:p>
+    <w:p>
+      <w:pPr>
+        <w:ind w:left="720" w:firstLine="720"/>
+      </w:pPr>
+    </w:p>
+    <w:p>
+      <w:pPr>
+        <w:rPr>
+          <w:rStyle w:val="Heading2Char"/>
+        </w:rPr>
+      </w:pPr>
+      <w:r>
+        <w:rPr>
+          <w:rStyle w:val="Heading2Char"/>
+        </w:rPr>
+        <w:t>range()</w:t>
+      </w:r>
+    </w:p>
+    <w:p>
+      <w:pPr>
+        <w:ind w:firstLine="720"/>
+      </w:pPr>
+      <w:r>
+        <w:t xml:space="preserve">Definition: </w:t>
+      </w:r>
+    </w:p>
+    <w:p>
+      <w:pPr>
+        <w:ind w:left="1440"/>
+      </w:pPr>
+      <w:r>
+        <w:rPr>
+          <w:color w:val="080808"/>
+        </w:rPr>
+        <w:t>range() produces counting values. With a start and stop, the start is included and the stop is not.</w:t>
+      </w:r>
+    </w:p>
+    <w:p>
+      <w:pPr>
+        <w:ind w:firstLine="720"/>
+      </w:pPr>
+      <w:r>
+        <w:t>Example:</w:t>
+      </w:r>
+    </w:p>
+    <w:p>
+      <w:pPr>
+        <w:ind w:left="720" w:firstLine="720"/>
+        <w:rPr>
+          <w:rFonts w:ascii="JetBrains Mono" w:hAnsi="JetBrains Mono" w:cs="JetBrains Mono"/>
+          <w:sz w:val="28"/>
+          <w:szCs w:val="28"/>
+        </w:rPr>
+      </w:pPr>
+      <w:r>
+        <w:rPr>
+          <w:sz w:val="28"/>
+          <w:szCs w:val="28"/>
+          <w:color w:val="1750EB"/>
+        </w:rPr>
+        <w:t>range</w:t>
+      </w:r>
+      <w:r>
+        <w:rPr>
+          <w:sz w:val="28"/>
+          <w:szCs w:val="28"/>
+          <w:color w:val="080808"/>
+        </w:rPr>
+        <w:t>(1, 6)</w:t>
+      </w:r>
+    </w:p>
+    <w:p>
+      <w:pPr>
+        <w:ind w:left="720" w:firstLine="720"/>
+        <w:rPr>
+          <w:rFonts w:ascii="JetBrains Mono" w:hAnsi="JetBrains Mono" w:cs="JetBrains Mono"/>
+          <w:sz w:val="28"/>
+          <w:szCs w:val="28"/>
+        </w:rPr>
+      </w:pPr>
+    </w:p>
+    <w:p>
+      <w:pPr>
+        <w:rPr>
+          <w:rStyle w:val="Heading2Char"/>
+        </w:rPr>
+      </w:pPr>
+      <w:r>
+        <w:rPr>
+          <w:rStyle w:val="Heading2Char"/>
+        </w:rPr>
+        <w:t>Loop variable</w:t>
+      </w:r>
+    </w:p>
+    <w:p>
+      <w:pPr>
+        <w:ind w:firstLine="720"/>
+      </w:pPr>
+      <w:r>
+        <w:t xml:space="preserve">Definition: </w:t>
+      </w:r>
+    </w:p>
+    <w:p>
+      <w:pPr>
+        <w:ind w:left="1440"/>
+      </w:pPr>
+      <w:r>
+        <w:rPr>
+          <w:color w:val="080808"/>
+        </w:rPr>
+        <w:t>The loop variable stores the current value for one repetition. Here, count changes from 1 to 5.</w:t>
+      </w:r>
+    </w:p>
+    <w:p>
+      <w:pPr>
+        <w:ind w:firstLine="720"/>
+      </w:pPr>
+      <w:r>
+        <w:t>Example:</w:t>
+      </w:r>
+    </w:p>
+    <w:p>
+      <w:pPr>
+        <w:ind w:left="720" w:firstLine="720"/>
+        <w:rPr>
+          <w:rFonts w:ascii="JetBrains Mono" w:hAnsi="JetBrains Mono" w:cs="JetBrains Mono"/>
+          <w:sz w:val="28"/>
+          <w:szCs w:val="28"/>
+        </w:rPr>
+      </w:pPr>
+      <w:r>
+        <w:rPr>
+          <w:sz w:val="28"/>
+          <w:szCs w:val="28"/>
+          <w:color w:val="C45E00"/>
+        </w:rPr>
         <w:t>for</w:t>
       </w:r>
       <w:r>
         <w:rPr>
-          <w:color w:val="080808"/>
-          <w:sz w:val="28"/>
-          <w:szCs w:val="28"/>
+          <w:sz w:val="28"/>
+          <w:szCs w:val="28"/>
+          <w:color w:val="080808"/>
         </w:rPr>
         <w:t xml:space="preserve"> count </w:t>
       </w:r>
       <w:r>
         <w:rPr>
+          <w:sz w:val="28"/>
+          <w:szCs w:val="28"/>
+          <w:color w:val="C45E00"/>
+        </w:rPr>
+        <w:t>in</w:t>
+      </w:r>
+      <w:r>
+        <w:rPr>
+          <w:sz w:val="28"/>
+          <w:szCs w:val="28"/>
+          <w:color w:val="080808"/>
+        </w:rPr>
+        <w:t xml:space="preserve"> </w:t>
+      </w:r>
+      <w:r>
+        <w:rPr>
+          <w:sz w:val="28"/>
+          <w:szCs w:val="28"/>
           <w:color w:val="1750EB"/>
+        </w:rPr>
+        <w:t>range</w:t>
+      </w:r>
+      <w:r>
+        <w:rPr>
+          <w:sz w:val="28"/>
+          <w:szCs w:val="28"/>
+          <w:color w:val="080808"/>
+        </w:rPr>
+        <w:t>(1, 6):</w:t>
+      </w:r>
+    </w:p>
+    <w:p>
+      <w:pPr>
+        <w:rPr>
+          <w:rFonts w:ascii="JetBrains Mono" w:hAnsi="JetBrains Mono" w:cs="JetBrains Mono"/>
+          <w:sz w:val="28"/>
+          <w:szCs w:val="28"/>
+        </w:rPr>
+      </w:pPr>
+      <w:r>
+        <w:rPr>
+          <w:rFonts w:ascii="JetBrains Mono" w:hAnsi="JetBrains Mono" w:cs="JetBrains Mono"/>
+          <w:sz w:val="28"/>
+          <w:szCs w:val="28"/>
+        </w:rPr>
+        <w:br w:type="page"/>
+      </w:r>
+    </w:p>
+    <w:p>
+      <w:pPr>
+        <w:rPr>
+          <w:rStyle w:val="Heading2Char"/>
+        </w:rPr>
+      </w:pPr>
+      <w:r>
+        <w:rPr>
+          <w:rStyle w:val="Heading2Char"/>
+        </w:rPr>
+        <w:t>Indented block</w:t>
+      </w:r>
+    </w:p>
+    <w:p>
+      <w:pPr>
+        <w:ind w:firstLine="720"/>
+      </w:pPr>
+      <w:r>
+        <w:t xml:space="preserve">Definition: </w:t>
+      </w:r>
+    </w:p>
+    <w:p>
+      <w:pPr>
+        <w:ind w:left="720" w:firstLine="720"/>
+      </w:pPr>
+      <w:r>
+        <w:t>The indented lines belong to the loop. They run once for each value produced by range().</w:t>
+      </w:r>
+    </w:p>
+    <w:p>
+      <w:pPr>
+        <w:ind w:firstLine="720"/>
+      </w:pPr>
+      <w:r>
+        <w:t>Example:</w:t>
+      </w:r>
+    </w:p>
+    <w:p>
+      <w:pPr>
+        <w:ind w:left="720" w:firstLine="720"/>
+      </w:pPr>
+      <w:r>
+        <w:rPr>
+          <w:color w:val="C45E00"/>
+          <w:sz w:val="28"/>
+          <w:szCs w:val="28"/>
+        </w:rPr>
+        <w:t>for</w:t>
+      </w:r>
+      <w:r>
+        <w:rPr>
+          <w:color w:val="080808"/>
+          <w:sz w:val="28"/>
+          <w:szCs w:val="28"/>
+        </w:rPr>
+        <w:t xml:space="preserve"> count </w:t>
+      </w:r>
+      <w:r>
+        <w:rPr>
+          <w:color w:val="C45E00"/>
           <w:sz w:val="28"/>
           <w:szCs w:val="28"/>
         </w:rPr>
@@ -115,7 +433,7 @@
       </w:r>
       <w:r>
         <w:rPr>
-          <w:color w:val="080808"/>
+          <w:color w:val="067D17"/>
           <w:sz w:val="28"/>
           <w:szCs w:val="28"/>
         </w:rPr>
@@ -143,421 +461,103 @@
           <w:sz w:val="28"/>
           <w:szCs w:val="28"/>
         </w:rPr>
-        <w:t>(count)</w:t>
+        <w:t>(</w:t>
+      </w:r>
+      <w:r>
+        <w:rPr>
+          <w:color w:val="067D17"/>
+          <w:sz w:val="28"/>
+          <w:szCs w:val="28"/>
+        </w:rPr>
+        <w:t>"Step"</w:t>
+      </w:r>
+      <w:r>
+        <w:rPr>
+          <w:color w:val="080808"/>
+          <w:sz w:val="28"/>
+          <w:szCs w:val="28"/>
+        </w:rPr>
+        <w:t>, count)</w:t>
+      </w:r>
+    </w:p>
+    <w:p>
+      <w:pPr>
+        <w:rPr>
+          <w:rFonts w:ascii="JetBrains Mono" w:hAnsi="JetBrains Mono" w:cs="JetBrains Mono"/>
+          <w:sz w:val="28"/>
+          <w:szCs w:val="28"/>
+        </w:rPr>
+      </w:pPr>
+    </w:p>
+    <w:p>
+      <w:pPr>
+        <w:rPr>
+          <w:rStyle w:val="Heading2Char"/>
+        </w:rPr>
+      </w:pPr>
+      <w:r>
+        <w:rPr>
+          <w:rStyle w:val="Heading2Char"/>
+        </w:rPr>
+        <w:t>Counted repetition</w:t>
+      </w:r>
+    </w:p>
+    <w:p>
+      <w:pPr>
+        <w:ind w:firstLine="720"/>
+      </w:pPr>
+      <w:r>
+        <w:t xml:space="preserve">Definition: </w:t>
+      </w:r>
+    </w:p>
+    <w:p>
+      <w:pPr>
+        <w:ind w:left="1440"/>
+      </w:pPr>
+      <w:r>
+        <w:rPr>
+          <w:color w:val="080808"/>
+        </w:rPr>
+        <w:t>A counted loop is useful when the number of repetitions is known before the program starts.</w:t>
+      </w:r>
+    </w:p>
+    <w:p>
+      <w:pPr>
+        <w:ind w:firstLine="720"/>
+      </w:pPr>
+      <w:r>
+        <w:t>Example:</w:t>
       </w:r>
     </w:p>
     <w:p>
       <w:pPr>
         <w:ind w:left="720" w:firstLine="720"/>
-      </w:pPr>
-    </w:p>
-    <w:p>
-      <w:pPr>
-        <w:rPr>
-          <w:rStyle w:val="Heading2Char"/>
-        </w:rPr>
-      </w:pPr>
-      <w:r>
-        <w:rPr>
-          <w:rStyle w:val="Heading2Char"/>
-        </w:rPr>
-        <w:t>range()</w:t>
-      </w:r>
-    </w:p>
-    <w:p>
-      <w:pPr>
-        <w:ind w:firstLine="720"/>
-      </w:pPr>
-      <w:r>
-        <w:t xml:space="preserve">Definition: </w:t>
-      </w:r>
-    </w:p>
-    <w:p>
-      <w:pPr>
-        <w:ind w:left="1440"/>
-      </w:pPr>
-      <w:r>
-        <w:rPr>
-          <w:color w:val="080808"/>
-        </w:rPr>
-        <w:t>range() produces counting values. With a start and stop, the start is included and the stop is not.</w:t>
-      </w:r>
-    </w:p>
-    <w:p>
-      <w:pPr>
-        <w:ind w:firstLine="720"/>
-      </w:pPr>
-      <w:r>
-        <w:t>Example:</w:t>
-      </w:r>
-    </w:p>
-    <w:p>
-      <w:pPr>
-        <w:ind w:left="720" w:firstLine="720"/>
         <w:rPr>
           <w:rFonts w:ascii="JetBrains Mono" w:hAnsi="JetBrains Mono" w:cs="JetBrains Mono"/>
-          <w:sz w:val="28"/>
-          <w:szCs w:val="28"/>
-        </w:rPr>
-      </w:pPr>
-      <w:r>
-        <w:rPr>
-          <w:sz w:val="28"/>
-          <w:szCs w:val="28"/>
-          <w:color w:val="1750EB"/>
-        </w:rPr>
-        <w:t>range</w:t>
-      </w:r>
-      <w:r>
-        <w:rPr>
-          <w:sz w:val="28"/>
-          <w:szCs w:val="28"/>
-          <w:color w:val="080808"/>
-        </w:rPr>
-        <w:t>(1, 6)</w:t>
-      </w:r>
-    </w:p>
-    <w:p>
-      <w:pPr>
-        <w:ind w:left="720" w:firstLine="720"/>
-        <w:rPr>
-          <w:rFonts w:ascii="JetBrains Mono" w:hAnsi="JetBrains Mono" w:cs="JetBrains Mono"/>
-          <w:sz w:val="28"/>
-          <w:szCs w:val="28"/>
-        </w:rPr>
-      </w:pPr>
-    </w:p>
-    <w:p>
-      <w:pPr>
-        <w:rPr>
-          <w:rStyle w:val="Heading2Char"/>
-        </w:rPr>
-      </w:pPr>
-      <w:r>
-        <w:rPr>
-          <w:rStyle w:val="Heading2Char"/>
-        </w:rPr>
-        <w:t>Loop variable</w:t>
-      </w:r>
-    </w:p>
-    <w:p>
-      <w:pPr>
-        <w:ind w:firstLine="720"/>
-      </w:pPr>
-      <w:r>
-        <w:t xml:space="preserve">Definition: </w:t>
-      </w:r>
-    </w:p>
-    <w:p>
-      <w:pPr>
-        <w:ind w:left="1440"/>
-      </w:pPr>
-      <w:r>
-        <w:rPr>
-          <w:color w:val="080808"/>
-        </w:rPr>
-        <w:t>The loop variable stores the current value for one repetition. Here, count changes from 1 to 5.</w:t>
-      </w:r>
-    </w:p>
-    <w:p>
-      <w:pPr>
-        <w:ind w:firstLine="720"/>
-      </w:pPr>
-      <w:r>
-        <w:t>Example:</w:t>
-      </w:r>
-    </w:p>
-    <w:p>
-      <w:pPr>
-        <w:ind w:left="720" w:firstLine="720"/>
-        <w:rPr>
-          <w:rFonts w:ascii="JetBrains Mono" w:hAnsi="JetBrains Mono" w:cs="JetBrains Mono"/>
-          <w:sz w:val="28"/>
-          <w:szCs w:val="28"/>
-        </w:rPr>
-      </w:pPr>
-      <w:r>
-        <w:rPr>
-          <w:sz w:val="28"/>
-          <w:szCs w:val="28"/>
-          <w:color w:val="1750EB"/>
+          <w:color w:val="080808"/>
+          <w:sz w:val="28"/>
+          <w:szCs w:val="28"/>
+        </w:rPr>
+      </w:pPr>
+      <w:r>
+        <w:rPr>
+          <w:color w:val="C45E00"/>
+          <w:sz w:val="28"/>
+          <w:szCs w:val="28"/>
         </w:rPr>
         <w:t>for</w:t>
       </w:r>
       <w:r>
         <w:rPr>
-          <w:sz w:val="28"/>
-          <w:szCs w:val="28"/>
-          <w:color w:val="080808"/>
+          <w:color w:val="080808"/>
+          <w:sz w:val="28"/>
+          <w:szCs w:val="28"/>
         </w:rPr>
         <w:t xml:space="preserve"> count </w:t>
       </w:r>
       <w:r>
         <w:rPr>
-          <w:sz w:val="28"/>
-          <w:szCs w:val="28"/>
-          <w:color w:val="1750EB"/>
-        </w:rPr>
-        <w:t>in</w:t>
-      </w:r>
-      <w:r>
-        <w:rPr>
-          <w:sz w:val="28"/>
-          <w:szCs w:val="28"/>
-          <w:color w:val="080808"/>
-        </w:rPr>
-        <w:t xml:space="preserve"> </w:t>
-      </w:r>
-      <w:r>
-        <w:rPr>
-          <w:sz w:val="28"/>
-          <w:szCs w:val="28"/>
-          <w:color w:val="1750EB"/>
-        </w:rPr>
-        <w:t>range</w:t>
-      </w:r>
-      <w:r>
-        <w:rPr>
-          <w:sz w:val="28"/>
-          <w:szCs w:val="28"/>
-          <w:color w:val="080808"/>
-        </w:rPr>
-        <w:t>(1, 6):</w:t>
-      </w:r>
-    </w:p>
-    <w:p>
-      <w:pPr>
-        <w:rPr>
-          <w:rFonts w:ascii="JetBrains Mono" w:hAnsi="JetBrains Mono" w:cs="JetBrains Mono"/>
-          <w:sz w:val="28"/>
-          <w:szCs w:val="28"/>
-        </w:rPr>
-      </w:pPr>
-      <w:r>
-        <w:rPr>
-          <w:rFonts w:ascii="JetBrains Mono" w:hAnsi="JetBrains Mono" w:cs="JetBrains Mono"/>
-          <w:sz w:val="28"/>
-          <w:szCs w:val="28"/>
-        </w:rPr>
-        <w:br w:type="page"/>
-      </w:r>
-    </w:p>
-    <w:p>
-      <w:pPr>
-        <w:rPr>
-          <w:rStyle w:val="Heading2Char"/>
-        </w:rPr>
-      </w:pPr>
-      <w:r>
-        <w:rPr>
-          <w:rStyle w:val="Heading2Char"/>
-        </w:rPr>
-        <w:t>Indented block</w:t>
-      </w:r>
-    </w:p>
-    <w:p>
-      <w:pPr>
-        <w:ind w:firstLine="720"/>
-      </w:pPr>
-      <w:r>
-        <w:t xml:space="preserve">Definition: </w:t>
-      </w:r>
-    </w:p>
-    <w:p>
-      <w:pPr>
-        <w:ind w:left="720" w:firstLine="720"/>
-      </w:pPr>
-      <w:r>
-        <w:t>The indented lines belong to the loop. They run once for each value produced by range().</w:t>
-      </w:r>
-    </w:p>
-    <w:p>
-      <w:pPr>
-        <w:ind w:firstLine="720"/>
-      </w:pPr>
-      <w:r>
-        <w:t>Example:</w:t>
-      </w:r>
-    </w:p>
-    <w:p>
-      <w:pPr>
-        <w:ind w:left="720" w:firstLine="720"/>
-      </w:pPr>
-      <w:r>
-        <w:rPr>
-          <w:color w:val="1750EB"/>
-          <w:sz w:val="28"/>
-          <w:szCs w:val="28"/>
-        </w:rPr>
-        <w:t>for</w:t>
-      </w:r>
-      <w:r>
-        <w:rPr>
-          <w:color w:val="080808"/>
-          <w:sz w:val="28"/>
-          <w:szCs w:val="28"/>
-        </w:rPr>
-        <w:t xml:space="preserve"> count </w:t>
-      </w:r>
-      <w:r>
-        <w:rPr>
-          <w:color w:val="1750EB"/>
-          <w:sz w:val="28"/>
-          <w:szCs w:val="28"/>
-        </w:rPr>
-        <w:t>in</w:t>
-      </w:r>
-      <w:r>
-        <w:rPr>
-          <w:color w:val="080808"/>
-          <w:sz w:val="28"/>
-          <w:szCs w:val="28"/>
-        </w:rPr>
-        <w:t xml:space="preserve"> </w:t>
-      </w:r>
-      <w:r>
-        <w:rPr>
-          <w:color w:val="1750EB"/>
-          <w:sz w:val="28"/>
-          <w:szCs w:val="28"/>
-        </w:rPr>
-        <w:t>range</w:t>
-      </w:r>
-      <w:r>
-        <w:rPr>
-          <w:color w:val="080808"/>
-          <w:sz w:val="28"/>
-          <w:szCs w:val="28"/>
-        </w:rPr>
-        <w:t>(1, 6):</w:t>
-      </w:r>
-      <w:r>
-        <w:rPr>
-          <w:color w:val="067D17"/>
-          <w:sz w:val="28"/>
-          <w:szCs w:val="28"/>
-        </w:rPr>
-        <w:br/>
-      </w:r>
-      <w:r>
-        <w:rPr>
-          <w:color w:val="080808"/>
-          <w:sz w:val="28"/>
-          <w:szCs w:val="28"/>
-        </w:rPr>
-        <w:t xml:space="preserve">    </w:t>
-      </w:r>
-      <w:r>
-        <w:rPr>
-          <w:color w:val="1750EB"/>
-          <w:sz w:val="28"/>
-          <w:szCs w:val="28"/>
-        </w:rPr>
-        <w:t>print</w:t>
-      </w:r>
-      <w:r>
-        <w:rPr>
-          <w:color w:val="080808"/>
-          <w:sz w:val="28"/>
-          <w:szCs w:val="28"/>
-        </w:rPr>
-        <w:t>(</w:t>
-      </w:r>
-      <w:r>
-        <w:rPr>
-          <w:color w:val="067D17"/>
-          <w:sz w:val="28"/>
-          <w:szCs w:val="28"/>
-        </w:rPr>
-        <w:t>"Step"</w:t>
-      </w:r>
-      <w:r>
-        <w:rPr>
-          <w:color w:val="080808"/>
-          <w:sz w:val="28"/>
-          <w:szCs w:val="28"/>
-        </w:rPr>
-        <w:t>, count)</w:t>
-      </w:r>
-    </w:p>
-    <w:p>
-      <w:pPr>
-        <w:rPr>
-          <w:rFonts w:ascii="JetBrains Mono" w:hAnsi="JetBrains Mono" w:cs="JetBrains Mono"/>
-          <w:sz w:val="28"/>
-          <w:szCs w:val="28"/>
-        </w:rPr>
-      </w:pPr>
-    </w:p>
-    <w:p>
-      <w:pPr>
-        <w:rPr>
-          <w:rStyle w:val="Heading2Char"/>
-        </w:rPr>
-      </w:pPr>
-      <w:r>
-        <w:rPr>
-          <w:rStyle w:val="Heading2Char"/>
-        </w:rPr>
-        <w:t>Counted repetition</w:t>
-      </w:r>
-    </w:p>
-    <w:p>
-      <w:pPr>
-        <w:ind w:firstLine="720"/>
-      </w:pPr>
-      <w:r>
-        <w:t xml:space="preserve">Definition: </w:t>
-      </w:r>
-    </w:p>
-    <w:p>
-      <w:pPr>
-        <w:ind w:left="1440"/>
-      </w:pPr>
-      <w:r>
-        <w:rPr>
-          <w:color w:val="080808"/>
-        </w:rPr>
-        <w:t>A counted loop is useful when the number of repetitions is known before the program starts.</w:t>
-      </w:r>
-    </w:p>
-    <w:p>
-      <w:pPr>
-        <w:ind w:firstLine="720"/>
-      </w:pPr>
-      <w:r>
-        <w:t>Example:</w:t>
-      </w:r>
-    </w:p>
-    <w:p>
-      <w:pPr>
-        <w:ind w:left="720" w:firstLine="720"/>
-        <w:rPr>
-          <w:rFonts w:ascii="JetBrains Mono" w:hAnsi="JetBrains Mono" w:cs="JetBrains Mono"/>
-          <w:color w:val="080808"/>
-          <w:sz w:val="28"/>
-          <w:szCs w:val="28"/>
-        </w:rPr>
-      </w:pPr>
-      <w:r>
-        <w:rPr>
-          <w:color w:val="1750EB"/>
-          <w:sz w:val="28"/>
-          <w:szCs w:val="28"/>
-        </w:rPr>
-        <w:t>for</w:t>
-      </w:r>
-      <w:r>
-        <w:rPr>
-          <w:color w:val="080808"/>
-          <w:sz w:val="28"/>
-          <w:szCs w:val="28"/>
-        </w:rPr>
-        <w:t xml:space="preserve"> count </w:t>
-      </w:r>
-      <w:r>
-        <w:rPr>
-          <w:color w:val="1750EB"/>
+          <w:color w:val="C45E00"/>
           <w:sz w:val="28"/>
           <w:szCs w:val="28"/>
         </w:rPr>
